--- a/dep/grants-fr.docx
+++ b/dep/grants-fr.docx
@@ -213,7 +213,7 @@
             <w:r>
               <w:t>Indique si la saisie de l’élément est obligatoire en tout temps ou dans certaines conditions</w:t>
               <w:br/>
-              <w:t>(c.-à-d. une valeur doit toujours être entrée dans la zone). Les options sont les suivantes :n</w:t>
+              <w:t>(c.-à-d. une valeur doit toujours être entrée dans la zone). Les options sont les suivantes :n</w:t>
               <w:br/>
               <w:t>- Obligatoire</w:t>
               <w:br/>
@@ -359,7 +359,7 @@
           </w:tcPr>
           <w:p>
             <w:r>
-              <w:t>Donnez un ou plusieurs exemples réels des valeurs qui peuvent apparaître, p. ex. « CODE1 » ou « Programme de réforme des services à la famille ».</w:t>
+              <w:t>Donnez un ou plusieurs exemples réels des valeurs qui peuvent apparaître, p. ex. « CODE1 » ou « Programme de réforme des services à la famille ».</w:t>
             </w:r>
           </w:p>
         </w:tc>
@@ -368,7 +368,7 @@
     <w:p>
       <w:r>
         <w:br/>
-        <w:t>Valeurs de la liste contrôlée :</w:t>
+        <w:t>Valeurs de la liste contrôlée :</w:t>
       </w:r>
     </w:p>
     <w:tbl>
@@ -444,7 +444,7 @@
           </w:tcPr>
           <w:p>
             <w:r>
-              <w:t>Description en français 1</w:t>
+              <w:t>Description en français 1</w:t>
             </w:r>
           </w:p>
         </w:tc>
@@ -476,7 +476,7 @@
           </w:tcPr>
           <w:p>
             <w:r>
-              <w:t>Description en français 2</w:t>
+              <w:t>Description en français 2</w:t>
             </w:r>
           </w:p>
         </w:tc>
@@ -709,7 +709,7 @@
           </w:tcPr>
           <w:p>
             <w:r>
-              <w:t>Mandatory</w:t>
+              <w:t>Obligatoire</w:t>
             </w:r>
           </w:p>
         </w:tc>
@@ -1032,7 +1032,7 @@
           </w:tcPr>
           <w:p>
             <w:r>
-              <w:t>Mandatory</w:t>
+              <w:t>Obligatoire</w:t>
             </w:r>
           </w:p>
         </w:tc>
@@ -1678,7 +1678,7 @@
           </w:tcPr>
           <w:p>
             <w:r>
-              <w:t>Mandatory</w:t>
+              <w:t>Obligatoire</w:t>
             </w:r>
           </w:p>
         </w:tc>
@@ -1821,7 +1821,7 @@
     <w:p>
       <w:r>
         <w:br/>
-        <w:t>Valeurs de la liste contrôlée :</w:t>
+        <w:t>Valeurs de la liste contrôlée :</w:t>
       </w:r>
     </w:p>
     <w:tbl>
@@ -2150,7 +2150,7 @@
           </w:tcPr>
           <w:p>
             <w:r>
-              <w:t>Mandatory</w:t>
+              <w:t>Obligatoire</w:t>
             </w:r>
           </w:p>
         </w:tc>
@@ -2297,7 +2297,7 @@
     <w:p>
       <w:r>
         <w:br/>
-        <w:t>Valeurs de la liste contrôlée :</w:t>
+        <w:t>Valeurs de la liste contrôlée :</w:t>
       </w:r>
     </w:p>
     <w:tbl>
@@ -2831,7 +2831,7 @@
           </w:tcPr>
           <w:p>
             <w:r>
-              <w:t>Optional</w:t>
+              <w:t>Facultatif</w:t>
             </w:r>
           </w:p>
         </w:tc>
@@ -3168,7 +3168,7 @@
           </w:tcPr>
           <w:p>
             <w:r>
-              <w:t>Mandatory</w:t>
+              <w:t>Obligatoire</w:t>
             </w:r>
           </w:p>
         </w:tc>
@@ -3501,7 +3501,7 @@
           </w:tcPr>
           <w:p>
             <w:r>
-              <w:t>Optional</w:t>
+              <w:t>Facultatif</w:t>
             </w:r>
           </w:p>
         </w:tc>
@@ -3834,7 +3834,7 @@
           </w:tcPr>
           <w:p>
             <w:r>
-              <w:t>Optional</w:t>
+              <w:t>Facultatif</w:t>
             </w:r>
           </w:p>
         </w:tc>
@@ -4157,7 +4157,7 @@
           </w:tcPr>
           <w:p>
             <w:r>
-              <w:t>Mandatory</w:t>
+              <w:t>Obligatoire</w:t>
             </w:r>
           </w:p>
         </w:tc>
@@ -4300,7 +4300,7 @@
     <w:p>
       <w:r>
         <w:br/>
-        <w:t>Valeurs de la liste contrôlée :</w:t>
+        <w:t>Valeurs de la liste contrôlée :</w:t>
       </w:r>
     </w:p>
     <w:tbl>
@@ -12676,7 +12676,7 @@
     <w:p>
       <w:r>
         <w:br/>
-        <w:t>Valeurs de la liste contrôlée :</w:t>
+        <w:t>Valeurs de la liste contrôlée :</w:t>
       </w:r>
     </w:p>
     <w:tbl>
@@ -13345,7 +13345,7 @@
           </w:tcPr>
           <w:p>
             <w:r>
-              <w:t>Mandatory</w:t>
+              <w:t>Obligatoire</w:t>
             </w:r>
           </w:p>
         </w:tc>
@@ -13678,7 +13678,7 @@
           </w:tcPr>
           <w:p>
             <w:r>
-              <w:t>Optional</w:t>
+              <w:t>Facultatif</w:t>
             </w:r>
           </w:p>
         </w:tc>
@@ -14005,7 +14005,7 @@
           </w:tcPr>
           <w:p>
             <w:r>
-              <w:t>Optional</w:t>
+              <w:t>Facultatif</w:t>
             </w:r>
           </w:p>
         </w:tc>
@@ -14328,7 +14328,7 @@
           </w:tcPr>
           <w:p>
             <w:r>
-              <w:t>Optional</w:t>
+              <w:t>Facultatif</w:t>
             </w:r>
           </w:p>
         </w:tc>
@@ -14651,7 +14651,7 @@
           </w:tcPr>
           <w:p>
             <w:r>
-              <w:t>Optional</w:t>
+              <w:t>Facultatif</w:t>
             </w:r>
           </w:p>
         </w:tc>
@@ -14978,7 +14978,7 @@
           </w:tcPr>
           <w:p>
             <w:r>
-              <w:t>Mandatory</w:t>
+              <w:t>Obligatoire</w:t>
             </w:r>
           </w:p>
         </w:tc>
@@ -15305,7 +15305,7 @@
           </w:tcPr>
           <w:p>
             <w:r>
-              <w:t>Mandatory</w:t>
+              <w:t>Obligatoire</w:t>
             </w:r>
           </w:p>
         </w:tc>
@@ -15632,7 +15632,7 @@
           </w:tcPr>
           <w:p>
             <w:r>
-              <w:t>Mandatory</w:t>
+              <w:t>Obligatoire</w:t>
             </w:r>
           </w:p>
         </w:tc>
@@ -15959,7 +15959,7 @@
           </w:tcPr>
           <w:p>
             <w:r>
-              <w:t>Mandatory</w:t>
+              <w:t>Obligatoire</w:t>
             </w:r>
           </w:p>
         </w:tc>
@@ -16286,7 +16286,7 @@
           </w:tcPr>
           <w:p>
             <w:r>
-              <w:t>Mandatory</w:t>
+              <w:t>Obligatoire</w:t>
             </w:r>
           </w:p>
         </w:tc>
@@ -16613,7 +16613,7 @@
           </w:tcPr>
           <w:p>
             <w:r>
-              <w:t>Mandatory</w:t>
+              <w:t>Obligatoire</w:t>
             </w:r>
           </w:p>
         </w:tc>
@@ -16940,7 +16940,7 @@
           </w:tcPr>
           <w:p>
             <w:r>
-              <w:t>Optional</w:t>
+              <w:t>Facultatif</w:t>
             </w:r>
           </w:p>
         </w:tc>
@@ -17263,7 +17263,7 @@
           </w:tcPr>
           <w:p>
             <w:r>
-              <w:t>Mandatory</w:t>
+              <w:t>Obligatoire</w:t>
             </w:r>
           </w:p>
         </w:tc>
@@ -17357,7 +17357,7 @@
             <w:r>
               <w:t>This field must not be empty.</w:t>
               <w:br/>
-              <w:t>The number must be greater than 0.</w:t>
+              <w:t>The number must be greater than or equal to 0.</w:t>
               <w:br/>
             </w:r>
           </w:p>
@@ -17383,7 +17383,7 @@
             <w:r>
               <w:t>Ce champ ne doit pas être vide.</w:t>
               <w:br/>
-              <w:t>Le nombre doit être supérieur à 0.</w:t>
+              <w:t>Le nombre doit être supérieur ou égal à 0.</w:t>
               <w:br/>
             </w:r>
           </w:p>
@@ -17749,7 +17749,7 @@
     <w:p>
       <w:r>
         <w:br/>
-        <w:t>Valeurs de la liste contrôlée :</w:t>
+        <w:t>Valeurs de la liste contrôlée :</w:t>
       </w:r>
     </w:p>
     <w:tbl>
@@ -21323,7 +21323,7 @@
           </w:tcPr>
           <w:p>
             <w:r>
-              <w:t>Mandatory</w:t>
+              <w:t>Obligatoire</w:t>
             </w:r>
           </w:p>
         </w:tc>
@@ -21417,8 +21417,6 @@
             <w:r>
               <w:t>This field must not be empty.</w:t>
               <w:br/>
-              <w:t>Date can’t be in the future.</w:t>
-              <w:br/>
             </w:r>
           </w:p>
         </w:tc>
@@ -21442,8 +21440,6 @@
           <w:p>
             <w:r>
               <w:t>Ce champ ne doit pas être vide.</w:t>
-              <w:br/>
-              <w:t>La date ne doit pas être dans le futur.</w:t>
               <w:br/>
             </w:r>
           </w:p>
@@ -21656,7 +21652,7 @@
           </w:tcPr>
           <w:p>
             <w:r>
-              <w:t>Mandatory</w:t>
+              <w:t>Obligatoire</w:t>
             </w:r>
           </w:p>
         </w:tc>
@@ -21983,7 +21979,7 @@
           </w:tcPr>
           <w:p>
             <w:r>
-              <w:t>Optional</w:t>
+              <w:t>Facultatif</w:t>
             </w:r>
           </w:p>
         </w:tc>
@@ -22306,7 +22302,7 @@
           </w:tcPr>
           <w:p>
             <w:r>
-              <w:t>Mandatory</w:t>
+              <w:t>Obligatoire</w:t>
             </w:r>
           </w:p>
         </w:tc>
@@ -22629,7 +22625,7 @@
           </w:tcPr>
           <w:p>
             <w:r>
-              <w:t>Mandatory</w:t>
+              <w:t>Obligatoire</w:t>
             </w:r>
           </w:p>
         </w:tc>
@@ -22952,7 +22948,7 @@
           </w:tcPr>
           <w:p>
             <w:r>
-              <w:t>Optional</w:t>
+              <w:t>Facultatif</w:t>
             </w:r>
           </w:p>
         </w:tc>
@@ -23275,7 +23271,7 @@
           </w:tcPr>
           <w:p>
             <w:r>
-              <w:t>Mandatory</w:t>
+              <w:t>Obligatoire</w:t>
             </w:r>
           </w:p>
         </w:tc>
@@ -23602,7 +23598,7 @@
           </w:tcPr>
           <w:p>
             <w:r>
-              <w:t>Mandatory</w:t>
+              <w:t>Obligatoire</w:t>
             </w:r>
           </w:p>
         </w:tc>
@@ -23979,7 +23975,7 @@
           </w:tcPr>
           <w:p>
             <w:r>
-              <w:t>Optional</w:t>
+              <w:t>Facultatif</w:t>
             </w:r>
           </w:p>
         </w:tc>
@@ -24352,7 +24348,7 @@
           </w:tcPr>
           <w:p>
             <w:r>
-              <w:t>Optional</w:t>
+              <w:t>Facultatif</w:t>
             </w:r>
           </w:p>
         </w:tc>
@@ -24508,7 +24504,7 @@
         <w:pStyle w:val="Heading1"/>
       </w:pPr>
       <w:r>
-        <w:t>Publication proactive – Subventions et contributions, rien à signalerPublication proactive - Subventions et les contributions  (Rien à signaler)</w:t>
+        <w:t>Publication proactive - Subventions et les contributions</w:t>
         <w:br/>
       </w:r>
     </w:p>
@@ -24681,7 +24677,7 @@
           </w:tcPr>
           <w:p>
             <w:r>
-              <w:t>Mandatory</w:t>
+              <w:t>Obligatoire</w:t>
             </w:r>
           </w:p>
         </w:tc>
@@ -24824,7 +24820,7 @@
     <w:p>
       <w:r>
         <w:br/>
-        <w:t>Valeurs de la liste contrôlée :</w:t>
+        <w:t>Valeurs de la liste contrôlée :</w:t>
       </w:r>
     </w:p>
     <w:tbl>
@@ -25849,7 +25845,7 @@
           </w:tcPr>
           <w:p>
             <w:r>
-              <w:t>Mandatory</w:t>
+              <w:t>Obligatoire</w:t>
             </w:r>
           </w:p>
         </w:tc>
@@ -25992,7 +25988,7 @@
     <w:p>
       <w:r>
         <w:br/>
-        <w:t>Valeurs de la liste contrôlée :</w:t>
+        <w:t>Valeurs de la liste contrôlée :</w:t>
       </w:r>
     </w:p>
     <w:tbl>
